--- a/dev/checklists/activity/校本全方位學習及活動政策文件要求清單_DRAFT.docx
+++ b/dev/checklists/activity/校本全方位學習及活動政策文件要求清單_DRAFT.docx
@@ -241,7 +241,7 @@
             </w:tcMar>
           </w:tcPr>
           <w:p>
-            <w:hyperlink w:history="1" r:id="rIdgpnxmasvkh9gdlsn3fsq_">
+            <w:hyperlink w:history="1" r:id="rId70lm2w1nfd9vi1smstkov">
               <w:r>
                 <w:rPr>
                   <w:rStyle w:val="Hyperlink"/>
@@ -327,7 +327,7 @@
             </w:tcMar>
           </w:tcPr>
           <w:p>
-            <w:hyperlink w:history="1" r:id="rIdngewra9pnfwltet2jvl1u">
+            <w:hyperlink w:history="1" r:id="rIdzmbrfz3k7qpxpglrvieu6">
               <w:r>
                 <w:rPr>
                   <w:rStyle w:val="Hyperlink"/>
@@ -1543,7 +1543,7 @@
         </w:rPr>
         <w:t xml:space="preserve">出處：</w:t>
       </w:r>
-      <w:hyperlink w:history="1" r:id="rId3iyxa_0mjlyul5kgrvj--">
+      <w:hyperlink w:history="1" r:id="rIdk9g7wv-awf8rfkd0wrpsv">
         <w:r>
           <w:rPr>
             <w:rStyle w:val="Hyperlink"/>
@@ -1619,7 +1619,7 @@
         </w:rPr>
         <w:t xml:space="preserve">出處：</w:t>
       </w:r>
-      <w:hyperlink w:history="1" r:id="rIdtbftrgpgtq9tsqv0cir1j">
+      <w:hyperlink w:history="1" r:id="rId5fojpxjebzntueuau_i-y">
         <w:r>
           <w:rPr>
             <w:rStyle w:val="Hyperlink"/>
@@ -1695,7 +1695,7 @@
         </w:rPr>
         <w:t xml:space="preserve">出處：</w:t>
       </w:r>
-      <w:hyperlink w:history="1" r:id="rIdefplflqyvtzuyvl-k7cwq">
+      <w:hyperlink w:history="1" r:id="rIdgf45nov6d_14ts1ye2fgz">
         <w:r>
           <w:rPr>
             <w:rStyle w:val="Hyperlink"/>
@@ -1771,7 +1771,7 @@
         </w:rPr>
         <w:t xml:space="preserve">出處：</w:t>
       </w:r>
-      <w:hyperlink w:history="1" r:id="rIda0yqlfjqteddggmbjpxtp">
+      <w:hyperlink w:history="1" r:id="rIdb1f7x-qxim1vwfe7k_pnp">
         <w:r>
           <w:rPr>
             <w:rStyle w:val="Hyperlink"/>
@@ -1847,7 +1847,7 @@
         </w:rPr>
         <w:t xml:space="preserve">出處：</w:t>
       </w:r>
-      <w:hyperlink w:history="1" r:id="rIdkqxsqtwdn0pjsm3mrjvfj">
+      <w:hyperlink w:history="1" r:id="rIdufjetugi5hylb0pwg6rhv">
         <w:r>
           <w:rPr>
             <w:rStyle w:val="Hyperlink"/>
@@ -1923,7 +1923,7 @@
         </w:rPr>
         <w:t xml:space="preserve">出處：</w:t>
       </w:r>
-      <w:hyperlink w:history="1" r:id="rIdo_3yfbsghydkwqvvtht3t">
+      <w:hyperlink w:history="1" r:id="rIdmddswmbnxslgdsde2sxt7">
         <w:r>
           <w:rPr>
             <w:rStyle w:val="Hyperlink"/>
@@ -1999,7 +1999,7 @@
         </w:rPr>
         <w:t xml:space="preserve">出處：</w:t>
       </w:r>
-      <w:hyperlink w:history="1" r:id="rIdpo7rwm8jedg7mpcje1o0-">
+      <w:hyperlink w:history="1" r:id="rId_vhex9fxnd46i5mjqmfxs">
         <w:r>
           <w:rPr>
             <w:rStyle w:val="Hyperlink"/>
@@ -2075,7 +2075,7 @@
         </w:rPr>
         <w:t xml:space="preserve">出處：</w:t>
       </w:r>
-      <w:hyperlink w:history="1" r:id="rIdlokndw6co7jpzv29rbjml">
+      <w:hyperlink w:history="1" r:id="rIdvuyeqe7yu28-hefvu9lez">
         <w:r>
           <w:rPr>
             <w:rStyle w:val="Hyperlink"/>
@@ -2151,7 +2151,7 @@
         </w:rPr>
         <w:t xml:space="preserve">出處：</w:t>
       </w:r>
-      <w:hyperlink w:history="1" r:id="rIdaxeimm6tutouwinrant_o">
+      <w:hyperlink w:history="1" r:id="rIdm3ifnxxhsfdwnaghi2nrt">
         <w:r>
           <w:rPr>
             <w:rStyle w:val="Hyperlink"/>
@@ -2227,7 +2227,7 @@
         </w:rPr>
         <w:t xml:space="preserve">出處：</w:t>
       </w:r>
-      <w:hyperlink w:history="1" r:id="rIdonwl8b0z_mhcba0wzyrsv">
+      <w:hyperlink w:history="1" r:id="rIdvnierdum-odtljz6hskzo">
         <w:r>
           <w:rPr>
             <w:rStyle w:val="Hyperlink"/>
@@ -2303,7 +2303,7 @@
         </w:rPr>
         <w:t xml:space="preserve">出處：</w:t>
       </w:r>
-      <w:hyperlink w:history="1" r:id="rIdc6t8e_6_-fytprufo1xi_">
+      <w:hyperlink w:history="1" r:id="rIdmvpxji-_k_4awiktoslay">
         <w:r>
           <w:rPr>
             <w:rStyle w:val="Hyperlink"/>
@@ -2379,7 +2379,7 @@
         </w:rPr>
         <w:t xml:space="preserve">出處：</w:t>
       </w:r>
-      <w:hyperlink w:history="1" r:id="rIdxy-mggnxsbask0rf5vvnm">
+      <w:hyperlink w:history="1" r:id="rIdjfalmjbxcplchq7wo-j9w">
         <w:r>
           <w:rPr>
             <w:rStyle w:val="Hyperlink"/>
@@ -2455,7 +2455,7 @@
         </w:rPr>
         <w:t xml:space="preserve">出處：</w:t>
       </w:r>
-      <w:hyperlink w:history="1" r:id="rId3fdu5tl0ulukmzbuwqt2f">
+      <w:hyperlink w:history="1" r:id="rIdght-mu1nxhs6329fyun7q">
         <w:r>
           <w:rPr>
             <w:rStyle w:val="Hyperlink"/>
@@ -2531,7 +2531,7 @@
         </w:rPr>
         <w:t xml:space="preserve">出處：</w:t>
       </w:r>
-      <w:hyperlink w:history="1" r:id="rIddgvxqjjuglnliqzmz4rvn">
+      <w:hyperlink w:history="1" r:id="rIdu07hqptj2aevcwwmk1lxd">
         <w:r>
           <w:rPr>
             <w:rStyle w:val="Hyperlink"/>
@@ -2607,7 +2607,7 @@
         </w:rPr>
         <w:t xml:space="preserve">出處：</w:t>
       </w:r>
-      <w:hyperlink w:history="1" r:id="rId1v49yesws-nplsgh0mywp">
+      <w:hyperlink w:history="1" r:id="rIdrelzzxfoujyjui51hiu2k">
         <w:r>
           <w:rPr>
             <w:rStyle w:val="Hyperlink"/>
@@ -2683,7 +2683,7 @@
         </w:rPr>
         <w:t xml:space="preserve">出處：</w:t>
       </w:r>
-      <w:hyperlink w:history="1" r:id="rIdqxndcojmjpyskjpbd2p-l">
+      <w:hyperlink w:history="1" r:id="rIdinnvgelwhk7ynoz5tff2a">
         <w:r>
           <w:rPr>
             <w:rStyle w:val="Hyperlink"/>
@@ -2759,7 +2759,7 @@
         </w:rPr>
         <w:t xml:space="preserve">出處：</w:t>
       </w:r>
-      <w:hyperlink w:history="1" r:id="rIdya0-busppwblmcw8tjn-q">
+      <w:hyperlink w:history="1" r:id="rIdev-ei-5flhnq0nlshuk8s">
         <w:r>
           <w:rPr>
             <w:rStyle w:val="Hyperlink"/>
@@ -2835,7 +2835,7 @@
         </w:rPr>
         <w:t xml:space="preserve">出處：</w:t>
       </w:r>
-      <w:hyperlink w:history="1" r:id="rId3oo9c5t9ctyxdkplrq8ws">
+      <w:hyperlink w:history="1" r:id="rId5wokc6kzyacq1dzim0ibu">
         <w:r>
           <w:rPr>
             <w:rStyle w:val="Hyperlink"/>
@@ -2927,7 +2927,7 @@
         </w:rPr>
         <w:t xml:space="preserve">出處：</w:t>
       </w:r>
-      <w:hyperlink w:history="1" r:id="rId7cjsvqsn2fuk7vbjqclfa">
+      <w:hyperlink w:history="1" r:id="rIdyp_xmkxn1vlqhj7ptoug-">
         <w:r>
           <w:rPr>
             <w:rStyle w:val="Hyperlink"/>
@@ -3003,7 +3003,7 @@
         </w:rPr>
         <w:t xml:space="preserve">出處：</w:t>
       </w:r>
-      <w:hyperlink w:history="1" r:id="rIdrlfqeoztk3-gq5a-ji732">
+      <w:hyperlink w:history="1" r:id="rIdv0ki-7_gwf3m7dnirpuq4">
         <w:r>
           <w:rPr>
             <w:rStyle w:val="Hyperlink"/>
@@ -3079,7 +3079,7 @@
         </w:rPr>
         <w:t xml:space="preserve">出處：</w:t>
       </w:r>
-      <w:hyperlink w:history="1" r:id="rIdmntftnxqczfgczoakerls">
+      <w:hyperlink w:history="1" r:id="rIdi5wv96oqpbmzo8ca6x5co">
         <w:r>
           <w:rPr>
             <w:rStyle w:val="Hyperlink"/>
@@ -3155,7 +3155,7 @@
         </w:rPr>
         <w:t xml:space="preserve">出處：</w:t>
       </w:r>
-      <w:hyperlink w:history="1" r:id="rIdn1r0lyzigpn_32n-maxo7">
+      <w:hyperlink w:history="1" r:id="rIdoqg-tw0tnqa_bqxmkn-yg">
         <w:r>
           <w:rPr>
             <w:rStyle w:val="Hyperlink"/>
@@ -3231,7 +3231,7 @@
         </w:rPr>
         <w:t xml:space="preserve">出處：</w:t>
       </w:r>
-      <w:hyperlink w:history="1" r:id="rIdpdaw5_yydlcy83vytojmh">
+      <w:hyperlink w:history="1" r:id="rIdcpbaoa_ryulo9bnpd90ga">
         <w:r>
           <w:rPr>
             <w:rStyle w:val="Hyperlink"/>
@@ -3307,7 +3307,7 @@
         </w:rPr>
         <w:t xml:space="preserve">出處：</w:t>
       </w:r>
-      <w:hyperlink w:history="1" r:id="rId6m_dv1xucbrzintl5bjcj">
+      <w:hyperlink w:history="1" r:id="rId0ji9osmpvywlyx_jhs9hz">
         <w:r>
           <w:rPr>
             <w:rStyle w:val="Hyperlink"/>
@@ -3383,7 +3383,7 @@
         </w:rPr>
         <w:t xml:space="preserve">出處：</w:t>
       </w:r>
-      <w:hyperlink w:history="1" r:id="rId0r9ri6qb9zi3ym03bhj_d">
+      <w:hyperlink w:history="1" r:id="rIdti3pqqajjpokcflqc3tho">
         <w:r>
           <w:rPr>
             <w:rStyle w:val="Hyperlink"/>
@@ -3459,7 +3459,7 @@
         </w:rPr>
         <w:t xml:space="preserve">出處：</w:t>
       </w:r>
-      <w:hyperlink w:history="1" r:id="rId2rj4bgyw5c3hbcawz5ftj">
+      <w:hyperlink w:history="1" r:id="rId3vsvnrqs8c6l2v5knw03c">
         <w:r>
           <w:rPr>
             <w:rStyle w:val="Hyperlink"/>
@@ -3535,7 +3535,7 @@
         </w:rPr>
         <w:t xml:space="preserve">出處：</w:t>
       </w:r>
-      <w:hyperlink w:history="1" r:id="rIdvubdbwpdltkactoliy7pj">
+      <w:hyperlink w:history="1" r:id="rIdksj0qhbge0gtfewbbislq">
         <w:r>
           <w:rPr>
             <w:rStyle w:val="Hyperlink"/>
@@ -3611,7 +3611,7 @@
         </w:rPr>
         <w:t xml:space="preserve">出處：</w:t>
       </w:r>
-      <w:hyperlink w:history="1" r:id="rIdjejfcvj-vgsl34loc13rt">
+      <w:hyperlink w:history="1" r:id="rId3h1godgznfzbwyr30yc63">
         <w:r>
           <w:rPr>
             <w:rStyle w:val="Hyperlink"/>
@@ -3687,7 +3687,7 @@
         </w:rPr>
         <w:t xml:space="preserve">出處：</w:t>
       </w:r>
-      <w:hyperlink w:history="1" r:id="rId42l-mbkg4xrtj9-j47swy">
+      <w:hyperlink w:history="1" r:id="rIdpulgobum-btdlssrjnufe">
         <w:r>
           <w:rPr>
             <w:rStyle w:val="Hyperlink"/>
@@ -3763,7 +3763,7 @@
         </w:rPr>
         <w:t xml:space="preserve">出處：</w:t>
       </w:r>
-      <w:hyperlink w:history="1" r:id="rIdjkdvzw0clwsuodl5upfph">
+      <w:hyperlink w:history="1" r:id="rIdnqt0ffp3bvb9z3feypoud">
         <w:r>
           <w:rPr>
             <w:rStyle w:val="Hyperlink"/>
@@ -3839,7 +3839,7 @@
         </w:rPr>
         <w:t xml:space="preserve">出處：</w:t>
       </w:r>
-      <w:hyperlink w:history="1" r:id="rIdkkbhozbpsoq2mi8bm3lrg">
+      <w:hyperlink w:history="1" r:id="rIdbl1w0k5uy600cobyvejfe">
         <w:r>
           <w:rPr>
             <w:rStyle w:val="Hyperlink"/>
@@ -3915,7 +3915,7 @@
         </w:rPr>
         <w:t xml:space="preserve">出處：</w:t>
       </w:r>
-      <w:hyperlink w:history="1" r:id="rIdnmcgk7rdyawl0flixe4uh">
+      <w:hyperlink w:history="1" r:id="rIdccxvkwvla8ozrtlat2_gm">
         <w:r>
           <w:rPr>
             <w:rStyle w:val="Hyperlink"/>
@@ -3991,7 +3991,7 @@
         </w:rPr>
         <w:t xml:space="preserve">出處：</w:t>
       </w:r>
-      <w:hyperlink w:history="1" r:id="rIduvqpp1o8qfncli5zvjoxy">
+      <w:hyperlink w:history="1" r:id="rIdbfnszjimc9099496jmee6">
         <w:r>
           <w:rPr>
             <w:rStyle w:val="Hyperlink"/>
@@ -4067,7 +4067,7 @@
         </w:rPr>
         <w:t xml:space="preserve">出處：</w:t>
       </w:r>
-      <w:hyperlink w:history="1" r:id="rIdcdacwt4pbnzkvci0bmatf">
+      <w:hyperlink w:history="1" r:id="rIdsclmgjyx8hpyod1l6l9nr">
         <w:r>
           <w:rPr>
             <w:rStyle w:val="Hyperlink"/>
@@ -4143,7 +4143,7 @@
         </w:rPr>
         <w:t xml:space="preserve">出處：</w:t>
       </w:r>
-      <w:hyperlink w:history="1" r:id="rId3hurske5vdk-sxxpkgegz">
+      <w:hyperlink w:history="1" r:id="rId5xhbou_8eta3-aqurp12j">
         <w:r>
           <w:rPr>
             <w:rStyle w:val="Hyperlink"/>
@@ -4235,7 +4235,7 @@
         </w:rPr>
         <w:t xml:space="preserve">出處：</w:t>
       </w:r>
-      <w:hyperlink w:history="1" r:id="rId0pvmk4agdaxzulsxqoshs">
+      <w:hyperlink w:history="1" r:id="rIdfyqonq7gmqfmn8pbkveum">
         <w:r>
           <w:rPr>
             <w:rStyle w:val="Hyperlink"/>
@@ -4311,7 +4311,7 @@
         </w:rPr>
         <w:t xml:space="preserve">出處：</w:t>
       </w:r>
-      <w:hyperlink w:history="1" r:id="rIdc_5kx26tbjihvz2mybq-7">
+      <w:hyperlink w:history="1" r:id="rIdaus0otxnbdlopt_q4lybx">
         <w:r>
           <w:rPr>
             <w:rStyle w:val="Hyperlink"/>
@@ -4387,7 +4387,7 @@
         </w:rPr>
         <w:t xml:space="preserve">出處：</w:t>
       </w:r>
-      <w:hyperlink w:history="1" r:id="rIdvs2lkeewae5rrvamxu1ha">
+      <w:hyperlink w:history="1" r:id="rIddv6ldbwk1lci__fr_l-es">
         <w:r>
           <w:rPr>
             <w:rStyle w:val="Hyperlink"/>
@@ -4463,7 +4463,7 @@
         </w:rPr>
         <w:t xml:space="preserve">出處：</w:t>
       </w:r>
-      <w:hyperlink w:history="1" r:id="rIdi5pmxupmdeohvjrdzllnt">
+      <w:hyperlink w:history="1" r:id="rId2fcksv3ap2rg-bgsoev9j">
         <w:r>
           <w:rPr>
             <w:rStyle w:val="Hyperlink"/>
@@ -4539,7 +4539,7 @@
         </w:rPr>
         <w:t xml:space="preserve">出處：</w:t>
       </w:r>
-      <w:hyperlink w:history="1" r:id="rIdsfv5uch8qqidrkucpki8j">
+      <w:hyperlink w:history="1" r:id="rIdtb1nq0whma5qvstowkr91">
         <w:r>
           <w:rPr>
             <w:rStyle w:val="Hyperlink"/>
@@ -4615,7 +4615,7 @@
         </w:rPr>
         <w:t xml:space="preserve">出處：</w:t>
       </w:r>
-      <w:hyperlink w:history="1" r:id="rIdyglrwzcsaxavdizd3p5lu">
+      <w:hyperlink w:history="1" r:id="rIdpqu8shu5clorkzirplupq">
         <w:r>
           <w:rPr>
             <w:rStyle w:val="Hyperlink"/>
@@ -4691,7 +4691,7 @@
         </w:rPr>
         <w:t xml:space="preserve">出處：</w:t>
       </w:r>
-      <w:hyperlink w:history="1" r:id="rIdqxbejigssuwgfnrzaswgx">
+      <w:hyperlink w:history="1" r:id="rIdqrgfr-zm8r_0-kmfigrlw">
         <w:r>
           <w:rPr>
             <w:rStyle w:val="Hyperlink"/>
@@ -4767,7 +4767,7 @@
         </w:rPr>
         <w:t xml:space="preserve">出處：</w:t>
       </w:r>
-      <w:hyperlink w:history="1" r:id="rIdbubtt-ii9v6aekuhsu1nl">
+      <w:hyperlink w:history="1" r:id="rIdzbca3jl-s0mlo870fvoah">
         <w:r>
           <w:rPr>
             <w:rStyle w:val="Hyperlink"/>
@@ -4843,7 +4843,7 @@
         </w:rPr>
         <w:t xml:space="preserve">出處：</w:t>
       </w:r>
-      <w:hyperlink w:history="1" r:id="rIdivuqrhwi2y20xepljrol5">
+      <w:hyperlink w:history="1" r:id="rIdlnpvok_pu2w7djit_lnpg">
         <w:r>
           <w:rPr>
             <w:rStyle w:val="Hyperlink"/>
@@ -4919,7 +4919,7 @@
         </w:rPr>
         <w:t xml:space="preserve">出處：</w:t>
       </w:r>
-      <w:hyperlink w:history="1" r:id="rIdjtr_ket7_ul8o8qqnmbva">
+      <w:hyperlink w:history="1" r:id="rId9gywjevzdnwowjbz1aliy">
         <w:r>
           <w:rPr>
             <w:rStyle w:val="Hyperlink"/>
@@ -4995,7 +4995,7 @@
         </w:rPr>
         <w:t xml:space="preserve">出處：</w:t>
       </w:r>
-      <w:hyperlink w:history="1" r:id="rIdp0kdhhttp6h31zn1arbcl">
+      <w:hyperlink w:history="1" r:id="rIdezj8csuxunjxok1b_gjz9">
         <w:r>
           <w:rPr>
             <w:rStyle w:val="Hyperlink"/>
@@ -5071,7 +5071,7 @@
         </w:rPr>
         <w:t xml:space="preserve">出處：</w:t>
       </w:r>
-      <w:hyperlink w:history="1" r:id="rIdvdgsgdlbhbqyodil33ism">
+      <w:hyperlink w:history="1" r:id="rIdzx-ncicagvptz5jrtmsyu">
         <w:r>
           <w:rPr>
             <w:rStyle w:val="Hyperlink"/>
@@ -5147,7 +5147,7 @@
         </w:rPr>
         <w:t xml:space="preserve">出處：</w:t>
       </w:r>
-      <w:hyperlink w:history="1" r:id="rIdwhpjnuaxevpcnygn6uaxo">
+      <w:hyperlink w:history="1" r:id="rIdth13xqi4uufys6bqkvd3i">
         <w:r>
           <w:rPr>
             <w:rStyle w:val="Hyperlink"/>
@@ -5223,7 +5223,7 @@
         </w:rPr>
         <w:t xml:space="preserve">出處：</w:t>
       </w:r>
-      <w:hyperlink w:history="1" r:id="rIdii4hys1ctlbx7du_e4iek">
+      <w:hyperlink w:history="1" r:id="rIdu9xw7n9jsan6xgfvk2nyr">
         <w:r>
           <w:rPr>
             <w:rStyle w:val="Hyperlink"/>
@@ -5315,7 +5315,7 @@
         </w:rPr>
         <w:t xml:space="preserve">出處：</w:t>
       </w:r>
-      <w:hyperlink w:history="1" r:id="rIdqrhqamidthplxxhuhds5d">
+      <w:hyperlink w:history="1" r:id="rIdjddutpvwh724g4dcpuvfu">
         <w:r>
           <w:rPr>
             <w:rStyle w:val="Hyperlink"/>
@@ -5391,7 +5391,7 @@
         </w:rPr>
         <w:t xml:space="preserve">出處：</w:t>
       </w:r>
-      <w:hyperlink w:history="1" r:id="rIdvsxsfnie74b8lnpni_kps">
+      <w:hyperlink w:history="1" r:id="rId70arhvrzfb7nawbilf6zy">
         <w:r>
           <w:rPr>
             <w:rStyle w:val="Hyperlink"/>
@@ -5467,7 +5467,7 @@
         </w:rPr>
         <w:t xml:space="preserve">出處：</w:t>
       </w:r>
-      <w:hyperlink w:history="1" r:id="rIdkthssngeqxi7_2cs8nlyp">
+      <w:hyperlink w:history="1" r:id="rIdxtntoxstchpurgudzqprh">
         <w:r>
           <w:rPr>
             <w:rStyle w:val="Hyperlink"/>
@@ -5543,7 +5543,7 @@
         </w:rPr>
         <w:t xml:space="preserve">出處：</w:t>
       </w:r>
-      <w:hyperlink w:history="1" r:id="rIdvwx5gikggnqb5ylyah8vh">
+      <w:hyperlink w:history="1" r:id="rId-ec-k378rmrr-nkzz2dme">
         <w:r>
           <w:rPr>
             <w:rStyle w:val="Hyperlink"/>
@@ -5619,7 +5619,7 @@
         </w:rPr>
         <w:t xml:space="preserve">出處：</w:t>
       </w:r>
-      <w:hyperlink w:history="1" r:id="rId8j-ihxajjsk7x2m1vkvbj">
+      <w:hyperlink w:history="1" r:id="rIdpj6dpebz_h3orqzfrjnpa">
         <w:r>
           <w:rPr>
             <w:rStyle w:val="Hyperlink"/>
@@ -5695,7 +5695,7 @@
         </w:rPr>
         <w:t xml:space="preserve">出處：</w:t>
       </w:r>
-      <w:hyperlink w:history="1" r:id="rIdx5uwowvi_etkk001zfi-m">
+      <w:hyperlink w:history="1" r:id="rIdp9lybdoqdzhsmvm9rz3er">
         <w:r>
           <w:rPr>
             <w:rStyle w:val="Hyperlink"/>
@@ -5771,7 +5771,7 @@
         </w:rPr>
         <w:t xml:space="preserve">出處：</w:t>
       </w:r>
-      <w:hyperlink w:history="1" r:id="rIdpsrj-lo-kr3qehwdybp-r">
+      <w:hyperlink w:history="1" r:id="rIdhvdbnmc917bsvacz_lcb8">
         <w:r>
           <w:rPr>
             <w:rStyle w:val="Hyperlink"/>
@@ -5847,7 +5847,7 @@
         </w:rPr>
         <w:t xml:space="preserve">出處：</w:t>
       </w:r>
-      <w:hyperlink w:history="1" r:id="rIdkimcsvcicsk44rxsstd2-">
+      <w:hyperlink w:history="1" r:id="rId-rj5_6p_l2vcrqvxazsyc">
         <w:r>
           <w:rPr>
             <w:rStyle w:val="Hyperlink"/>
@@ -5923,7 +5923,7 @@
         </w:rPr>
         <w:t xml:space="preserve">出處：</w:t>
       </w:r>
-      <w:hyperlink w:history="1" r:id="rIdc14n7on6ayp4_rpwrqljf">
+      <w:hyperlink w:history="1" r:id="rIdxlzt4tnh6okozoxkpxy0a">
         <w:r>
           <w:rPr>
             <w:rStyle w:val="Hyperlink"/>
@@ -5999,7 +5999,7 @@
         </w:rPr>
         <w:t xml:space="preserve">出處：</w:t>
       </w:r>
-      <w:hyperlink w:history="1" r:id="rIdx4l5nwwsn7qgmkuum-xof">
+      <w:hyperlink w:history="1" r:id="rIdl2ysywpsabvnoy2rtzxat">
         <w:r>
           <w:rPr>
             <w:rStyle w:val="Hyperlink"/>
@@ -6075,7 +6075,7 @@
         </w:rPr>
         <w:t xml:space="preserve">出處：</w:t>
       </w:r>
-      <w:hyperlink w:history="1" r:id="rIdi8_bmynfr-rkylnu6zm2y">
+      <w:hyperlink w:history="1" r:id="rIdzrptuthk-ee_1zy3gttjz">
         <w:r>
           <w:rPr>
             <w:rStyle w:val="Hyperlink"/>
@@ -6151,7 +6151,7 @@
         </w:rPr>
         <w:t xml:space="preserve">出處：</w:t>
       </w:r>
-      <w:hyperlink w:history="1" r:id="rIdgikgwdoej_bbbmfmxckth">
+      <w:hyperlink w:history="1" r:id="rIdvljvbpx2rkeuygw8etnkq">
         <w:r>
           <w:rPr>
             <w:rStyle w:val="Hyperlink"/>
@@ -6243,7 +6243,7 @@
         </w:rPr>
         <w:t xml:space="preserve">出處：</w:t>
       </w:r>
-      <w:hyperlink w:history="1" r:id="rId7lathighhgykpxsrqsuad">
+      <w:hyperlink w:history="1" r:id="rId1rsrte8k0auhj4vc3g-zx">
         <w:r>
           <w:rPr>
             <w:rStyle w:val="Hyperlink"/>
@@ -6319,7 +6319,7 @@
         </w:rPr>
         <w:t xml:space="preserve">出處：</w:t>
       </w:r>
-      <w:hyperlink w:history="1" r:id="rIdd-sef40zeoxvxae936hvr">
+      <w:hyperlink w:history="1" r:id="rIdkh6m5bktfrh9zptbbkllm">
         <w:r>
           <w:rPr>
             <w:rStyle w:val="Hyperlink"/>
@@ -6395,7 +6395,7 @@
         </w:rPr>
         <w:t xml:space="preserve">出處：</w:t>
       </w:r>
-      <w:hyperlink w:history="1" r:id="rIddirrrtyq82hemiq8ghlqy">
+      <w:hyperlink w:history="1" r:id="rIdxj9r6cifupwh1eaw2c4x7">
         <w:r>
           <w:rPr>
             <w:rStyle w:val="Hyperlink"/>
@@ -6471,7 +6471,7 @@
         </w:rPr>
         <w:t xml:space="preserve">出處：</w:t>
       </w:r>
-      <w:hyperlink w:history="1" r:id="rIdyielchsiwsn9s75_74-az">
+      <w:hyperlink w:history="1" r:id="rIdp8xc99llfku8nyuhyrict">
         <w:r>
           <w:rPr>
             <w:rStyle w:val="Hyperlink"/>
@@ -6547,7 +6547,7 @@
         </w:rPr>
         <w:t xml:space="preserve">出處：</w:t>
       </w:r>
-      <w:hyperlink w:history="1" r:id="rIdetwumoo6ecrto7igrqtup">
+      <w:hyperlink w:history="1" r:id="rIdtpoz3p5lkdirhdoectesd">
         <w:r>
           <w:rPr>
             <w:rStyle w:val="Hyperlink"/>
@@ -6623,7 +6623,7 @@
         </w:rPr>
         <w:t xml:space="preserve">出處：</w:t>
       </w:r>
-      <w:hyperlink w:history="1" r:id="rIdvgzopzznfzfttwbvtvfo5">
+      <w:hyperlink w:history="1" r:id="rIdh7hqtumytzsahvrnhkzmw">
         <w:r>
           <w:rPr>
             <w:rStyle w:val="Hyperlink"/>
@@ -6699,7 +6699,7 @@
         </w:rPr>
         <w:t xml:space="preserve">出處：</w:t>
       </w:r>
-      <w:hyperlink w:history="1" r:id="rId4ofwdtiqtdvaoblu0xrm1">
+      <w:hyperlink w:history="1" r:id="rIdhfttlxqcxjunkbeh96bk-">
         <w:r>
           <w:rPr>
             <w:rStyle w:val="Hyperlink"/>
@@ -6775,7 +6775,7 @@
         </w:rPr>
         <w:t xml:space="preserve">出處：</w:t>
       </w:r>
-      <w:hyperlink w:history="1" r:id="rIdfzhzokjekjoylo72kqcnj">
+      <w:hyperlink w:history="1" r:id="rIdspjvuzdbaem4netnaelsb">
         <w:r>
           <w:rPr>
             <w:rStyle w:val="Hyperlink"/>
@@ -6851,7 +6851,7 @@
         </w:rPr>
         <w:t xml:space="preserve">出處：</w:t>
       </w:r>
-      <w:hyperlink w:history="1" r:id="rIdmkyt4gxvcgoj5rgvahdjx">
+      <w:hyperlink w:history="1" r:id="rIdk_4vu6q_5ja4p1ex8csh8">
         <w:r>
           <w:rPr>
             <w:rStyle w:val="Hyperlink"/>
@@ -6927,7 +6927,7 @@
         </w:rPr>
         <w:t xml:space="preserve">出處：</w:t>
       </w:r>
-      <w:hyperlink w:history="1" r:id="rIdtkrybttmyeqwol9bluyod">
+      <w:hyperlink w:history="1" r:id="rIdzu6fdgnsd3ryp7mxyv_p4">
         <w:r>
           <w:rPr>
             <w:rStyle w:val="Hyperlink"/>
@@ -7003,7 +7003,7 @@
         </w:rPr>
         <w:t xml:space="preserve">出處：</w:t>
       </w:r>
-      <w:hyperlink w:history="1" r:id="rIdwsq8phot7jzdvcztu4gjn">
+      <w:hyperlink w:history="1" r:id="rIdp-fkauib5lbkqa_l_cmz9">
         <w:r>
           <w:rPr>
             <w:rStyle w:val="Hyperlink"/>
@@ -7079,7 +7079,7 @@
         </w:rPr>
         <w:t xml:space="preserve">出處：</w:t>
       </w:r>
-      <w:hyperlink w:history="1" r:id="rIdvfhrdy_qgovhjocegehvh">
+      <w:hyperlink w:history="1" r:id="rIdynaz5wcjrewfm8ltt4npr">
         <w:r>
           <w:rPr>
             <w:rStyle w:val="Hyperlink"/>
@@ -7171,7 +7171,7 @@
         </w:rPr>
         <w:t xml:space="preserve">出處：</w:t>
       </w:r>
-      <w:hyperlink w:history="1" r:id="rIdqjjppqlpox5zq6ommnqrz">
+      <w:hyperlink w:history="1" r:id="rIdjxnxxgrka-u00azyzbssc">
         <w:r>
           <w:rPr>
             <w:rStyle w:val="Hyperlink"/>
@@ -7247,7 +7247,7 @@
         </w:rPr>
         <w:t xml:space="preserve">出處：</w:t>
       </w:r>
-      <w:hyperlink w:history="1" r:id="rIdxj63u6bvt5wcrvrsqrrem">
+      <w:hyperlink w:history="1" r:id="rIdunyycpnrq_x1cacprehps">
         <w:r>
           <w:rPr>
             <w:rStyle w:val="Hyperlink"/>
@@ -7323,7 +7323,7 @@
         </w:rPr>
         <w:t xml:space="preserve">出處：</w:t>
       </w:r>
-      <w:hyperlink w:history="1" r:id="rIdb-wb1mbjg8uuj4tjc_kkr">
+      <w:hyperlink w:history="1" r:id="rIdekyynfge8n-ncjxwssxj6">
         <w:r>
           <w:rPr>
             <w:rStyle w:val="Hyperlink"/>
@@ -7399,7 +7399,7 @@
         </w:rPr>
         <w:t xml:space="preserve">出處：</w:t>
       </w:r>
-      <w:hyperlink w:history="1" r:id="rIdpqzdmaxg05yj2qmbjmbwy">
+      <w:hyperlink w:history="1" r:id="rId47qvbsizqb77zjihk73w8">
         <w:r>
           <w:rPr>
             <w:rStyle w:val="Hyperlink"/>
@@ -7475,7 +7475,7 @@
         </w:rPr>
         <w:t xml:space="preserve">出處：</w:t>
       </w:r>
-      <w:hyperlink w:history="1" r:id="rId99r3h1oi-jhz76tajw_h5">
+      <w:hyperlink w:history="1" r:id="rId8ntsvaw8e2tgl1rfw01py">
         <w:r>
           <w:rPr>
             <w:rStyle w:val="Hyperlink"/>
@@ -7551,7 +7551,7 @@
         </w:rPr>
         <w:t xml:space="preserve">出處：</w:t>
       </w:r>
-      <w:hyperlink w:history="1" r:id="rIdmedztch7lzoaz4pxqjfzi">
+      <w:hyperlink w:history="1" r:id="rIdu-pnraptqdgizwwgzexmq">
         <w:r>
           <w:rPr>
             <w:rStyle w:val="Hyperlink"/>
@@ -7627,7 +7627,7 @@
         </w:rPr>
         <w:t xml:space="preserve">出處：</w:t>
       </w:r>
-      <w:hyperlink w:history="1" r:id="rIdnin-ycoyo-g1kk3mxbqpl">
+      <w:hyperlink w:history="1" r:id="rIdgablzu0-igcd9mi-uydlb">
         <w:r>
           <w:rPr>
             <w:rStyle w:val="Hyperlink"/>
@@ -7703,7 +7703,7 @@
         </w:rPr>
         <w:t xml:space="preserve">出處：</w:t>
       </w:r>
-      <w:hyperlink w:history="1" r:id="rId6lduoojbvt94ihewhp3wb">
+      <w:hyperlink w:history="1" r:id="rIdan7tm7rqqi4pnaj6_llai">
         <w:r>
           <w:rPr>
             <w:rStyle w:val="Hyperlink"/>
@@ -7779,7 +7779,7 @@
         </w:rPr>
         <w:t xml:space="preserve">出處：</w:t>
       </w:r>
-      <w:hyperlink w:history="1" r:id="rIdgxj5rwwetp2h36uajgzco">
+      <w:hyperlink w:history="1" r:id="rId8riq9qk7gyzce99jnmjxv">
         <w:r>
           <w:rPr>
             <w:rStyle w:val="Hyperlink"/>
@@ -7855,7 +7855,7 @@
         </w:rPr>
         <w:t xml:space="preserve">出處：</w:t>
       </w:r>
-      <w:hyperlink w:history="1" r:id="rIdhumofowhlgeqwqoinlqqe">
+      <w:hyperlink w:history="1" r:id="rId5fm1ljqeapx-vnd9spa6w">
         <w:r>
           <w:rPr>
             <w:rStyle w:val="Hyperlink"/>
@@ -7931,7 +7931,7 @@
         </w:rPr>
         <w:t xml:space="preserve">出處：</w:t>
       </w:r>
-      <w:hyperlink w:history="1" r:id="rIdecmigyhruws3cn7nc-xlm">
+      <w:hyperlink w:history="1" r:id="rId6umhgptyhdaaxidylt3_q">
         <w:r>
           <w:rPr>
             <w:rStyle w:val="Hyperlink"/>
@@ -8007,7 +8007,7 @@
         </w:rPr>
         <w:t xml:space="preserve">出處：</w:t>
       </w:r>
-      <w:hyperlink w:history="1" r:id="rIddkolcu2erze3ndxt_b2qq">
+      <w:hyperlink w:history="1" r:id="rIdvr2iy11pyht9meljxaxkh">
         <w:r>
           <w:rPr>
             <w:rStyle w:val="Hyperlink"/>
@@ -8099,7 +8099,7 @@
         </w:rPr>
         <w:t xml:space="preserve">出處：</w:t>
       </w:r>
-      <w:hyperlink w:history="1" r:id="rId3pr8my6_q2cf1xrzjm2g7">
+      <w:hyperlink w:history="1" r:id="rId_2hvu5wk91xwr-kklvtu0">
         <w:r>
           <w:rPr>
             <w:rStyle w:val="Hyperlink"/>
@@ -8175,7 +8175,7 @@
         </w:rPr>
         <w:t xml:space="preserve">出處：</w:t>
       </w:r>
-      <w:hyperlink w:history="1" r:id="rIddk13toqkzxqatm_jj8q4d">
+      <w:hyperlink w:history="1" r:id="rIdqoxzcl38pphibcz2hg55x">
         <w:r>
           <w:rPr>
             <w:rStyle w:val="Hyperlink"/>
@@ -8251,7 +8251,7 @@
         </w:rPr>
         <w:t xml:space="preserve">出處：</w:t>
       </w:r>
-      <w:hyperlink w:history="1" r:id="rIdkzcd1r-ddow02qvofk6kr">
+      <w:hyperlink w:history="1" r:id="rIdjpphlvgxdkmwlkytfkah0">
         <w:r>
           <w:rPr>
             <w:rStyle w:val="Hyperlink"/>
@@ -8327,7 +8327,7 @@
         </w:rPr>
         <w:t xml:space="preserve">出處：</w:t>
       </w:r>
-      <w:hyperlink w:history="1" r:id="rIdflan2pegliwbvvpzbtqis">
+      <w:hyperlink w:history="1" r:id="rIdkosn_rnnhqqccy4s0qn6c">
         <w:r>
           <w:rPr>
             <w:rStyle w:val="Hyperlink"/>
@@ -8403,7 +8403,7 @@
         </w:rPr>
         <w:t xml:space="preserve">出處：</w:t>
       </w:r>
-      <w:hyperlink w:history="1" r:id="rIdoxxa6i8w0hpry6mkngbdc">
+      <w:hyperlink w:history="1" r:id="rIdoesdugm4flswhmhfwrfyg">
         <w:r>
           <w:rPr>
             <w:rStyle w:val="Hyperlink"/>
@@ -8479,7 +8479,7 @@
         </w:rPr>
         <w:t xml:space="preserve">出處：</w:t>
       </w:r>
-      <w:hyperlink w:history="1" r:id="rIdwdkpbad4_rp4izgekm6vj">
+      <w:hyperlink w:history="1" r:id="rIdlvju87diotvs9jyul--3i">
         <w:r>
           <w:rPr>
             <w:rStyle w:val="Hyperlink"/>
@@ -8555,7 +8555,7 @@
         </w:rPr>
         <w:t xml:space="preserve">出處：</w:t>
       </w:r>
-      <w:hyperlink w:history="1" r:id="rIdycra4uupex6ntrr574rxa">
+      <w:hyperlink w:history="1" r:id="rIde0mgt2wcjmbm8y4zbookt">
         <w:r>
           <w:rPr>
             <w:rStyle w:val="Hyperlink"/>
@@ -8631,7 +8631,7 @@
         </w:rPr>
         <w:t xml:space="preserve">出處：</w:t>
       </w:r>
-      <w:hyperlink w:history="1" r:id="rIddsiizqmax-l_aph6nanyv">
+      <w:hyperlink w:history="1" r:id="rIdo7eavqayju7ya9qekvfdt">
         <w:r>
           <w:rPr>
             <w:rStyle w:val="Hyperlink"/>
@@ -8707,7 +8707,7 @@
         </w:rPr>
         <w:t xml:space="preserve">出處：</w:t>
       </w:r>
-      <w:hyperlink w:history="1" r:id="rIdc4asr9jykl91iglpyz9h6">
+      <w:hyperlink w:history="1" r:id="rId43i_kape8g78egdj8gcuq">
         <w:r>
           <w:rPr>
             <w:rStyle w:val="Hyperlink"/>
@@ -8783,7 +8783,7 @@
         </w:rPr>
         <w:t xml:space="preserve">出處：</w:t>
       </w:r>
-      <w:hyperlink w:history="1" r:id="rIdz1piw9cihvzzhjrvbtaeb">
+      <w:hyperlink w:history="1" r:id="rIdiuworj6kcy9y27zawu1lx">
         <w:r>
           <w:rPr>
             <w:rStyle w:val="Hyperlink"/>
@@ -8859,7 +8859,7 @@
         </w:rPr>
         <w:t xml:space="preserve">出處：</w:t>
       </w:r>
-      <w:hyperlink w:history="1" r:id="rIdpgyfgya7bi3ftddca8rkf">
+      <w:hyperlink w:history="1" r:id="rId2alaawk_7wl4rqfgh259s">
         <w:r>
           <w:rPr>
             <w:rStyle w:val="Hyperlink"/>
@@ -8951,7 +8951,7 @@
         </w:rPr>
         <w:t xml:space="preserve">出處：</w:t>
       </w:r>
-      <w:hyperlink w:history="1" r:id="rId5izj1zbvujhgxawxw1ull">
+      <w:hyperlink w:history="1" r:id="rIdlgrebf4gczdnmdyazwxwp">
         <w:r>
           <w:rPr>
             <w:rStyle w:val="Hyperlink"/>
@@ -9027,7 +9027,7 @@
         </w:rPr>
         <w:t xml:space="preserve">出處：</w:t>
       </w:r>
-      <w:hyperlink w:history="1" r:id="rId6axhyoopylrcfnmgrz-0i">
+      <w:hyperlink w:history="1" r:id="rIdt9haiy-a4ayed2togmj6y">
         <w:r>
           <w:rPr>
             <w:rStyle w:val="Hyperlink"/>
@@ -9103,7 +9103,7 @@
         </w:rPr>
         <w:t xml:space="preserve">出處：</w:t>
       </w:r>
-      <w:hyperlink w:history="1" r:id="rId-banz5la-qb2hqfryr6vd">
+      <w:hyperlink w:history="1" r:id="rIdaed1qjlk2s0pv3xc-qkkn">
         <w:r>
           <w:rPr>
             <w:rStyle w:val="Hyperlink"/>
@@ -9179,7 +9179,7 @@
         </w:rPr>
         <w:t xml:space="preserve">出處：</w:t>
       </w:r>
-      <w:hyperlink w:history="1" r:id="rId-411qr-7alb1xjlw9qarh">
+      <w:hyperlink w:history="1" r:id="rIdaaxebzwrrq0fxyb0uuo-i">
         <w:r>
           <w:rPr>
             <w:rStyle w:val="Hyperlink"/>
@@ -9255,7 +9255,7 @@
         </w:rPr>
         <w:t xml:space="preserve">出處：</w:t>
       </w:r>
-      <w:hyperlink w:history="1" r:id="rIdvnw4wvmzlwmz6_dmigvux">
+      <w:hyperlink w:history="1" r:id="rIdb6-wnpmk3tilohzjibtvk">
         <w:r>
           <w:rPr>
             <w:rStyle w:val="Hyperlink"/>
@@ -9331,7 +9331,7 @@
         </w:rPr>
         <w:t xml:space="preserve">出處：</w:t>
       </w:r>
-      <w:hyperlink w:history="1" r:id="rIdo4pxztaavbpusx4gcsqdl">
+      <w:hyperlink w:history="1" r:id="rIdsw0z4a8oquezdmsjbyakk">
         <w:r>
           <w:rPr>
             <w:rStyle w:val="Hyperlink"/>
@@ -9407,7 +9407,7 @@
         </w:rPr>
         <w:t xml:space="preserve">出處：</w:t>
       </w:r>
-      <w:hyperlink w:history="1" r:id="rIde8wdxap-kdkpodyrmfrn4">
+      <w:hyperlink w:history="1" r:id="rIdexwcteunlipydhjecmvwk">
         <w:r>
           <w:rPr>
             <w:rStyle w:val="Hyperlink"/>
@@ -9483,7 +9483,7 @@
         </w:rPr>
         <w:t xml:space="preserve">出處：</w:t>
       </w:r>
-      <w:hyperlink w:history="1" r:id="rIdipajwpgqq9d66cic14kmb">
+      <w:hyperlink w:history="1" r:id="rIdwzq4klcpbfofgtbggrfia">
         <w:r>
           <w:rPr>
             <w:rStyle w:val="Hyperlink"/>
@@ -9559,7 +9559,7 @@
         </w:rPr>
         <w:t xml:space="preserve">出處：</w:t>
       </w:r>
-      <w:hyperlink w:history="1" r:id="rIdl3rny8gxmogkzktxs0kxy">
+      <w:hyperlink w:history="1" r:id="rIddrpt5qtacxwazdrdhcflk">
         <w:r>
           <w:rPr>
             <w:rStyle w:val="Hyperlink"/>
@@ -9635,7 +9635,7 @@
         </w:rPr>
         <w:t xml:space="preserve">出處：</w:t>
       </w:r>
-      <w:hyperlink w:history="1" r:id="rIdcjgdoejjeb3czapfb0qxd">
+      <w:hyperlink w:history="1" r:id="rIdeusajnnyewjl3rhcfry9i">
         <w:r>
           <w:rPr>
             <w:rStyle w:val="Hyperlink"/>
@@ -9711,7 +9711,7 @@
         </w:rPr>
         <w:t xml:space="preserve">出處：</w:t>
       </w:r>
-      <w:hyperlink w:history="1" r:id="rIdsjfccqeywogqbbj89hc4r">
+      <w:hyperlink w:history="1" r:id="rIdxxsjy8ky-ab3keqts1mec">
         <w:r>
           <w:rPr>
             <w:rStyle w:val="Hyperlink"/>
@@ -9803,7 +9803,7 @@
         </w:rPr>
         <w:t xml:space="preserve">出處：</w:t>
       </w:r>
-      <w:hyperlink w:history="1" r:id="rIdjvmyfue5g4wjzbnzlhtm1">
+      <w:hyperlink w:history="1" r:id="rIdcyqd2iwt03aw_kf5dcom1">
         <w:r>
           <w:rPr>
             <w:rStyle w:val="Hyperlink"/>
@@ -9879,7 +9879,7 @@
         </w:rPr>
         <w:t xml:space="preserve">出處：</w:t>
       </w:r>
-      <w:hyperlink w:history="1" r:id="rId32u5dooi21sclpljdwdv7">
+      <w:hyperlink w:history="1" r:id="rIdecpc6dl21uj6hhk-ihmhg">
         <w:r>
           <w:rPr>
             <w:rStyle w:val="Hyperlink"/>
@@ -9955,7 +9955,7 @@
         </w:rPr>
         <w:t xml:space="preserve">出處：</w:t>
       </w:r>
-      <w:hyperlink w:history="1" r:id="rIdy_qkdl83x-abevyeije_x">
+      <w:hyperlink w:history="1" r:id="rIdexujwcc2oba27qgsc4x3o">
         <w:r>
           <w:rPr>
             <w:rStyle w:val="Hyperlink"/>
@@ -10031,7 +10031,7 @@
         </w:rPr>
         <w:t xml:space="preserve">出處：</w:t>
       </w:r>
-      <w:hyperlink w:history="1" r:id="rIdq0bhdcrkyht9xgbcsddsl">
+      <w:hyperlink w:history="1" r:id="rIdrl3cb2vlznuyoaq4h2u7x">
         <w:r>
           <w:rPr>
             <w:rStyle w:val="Hyperlink"/>
@@ -10107,7 +10107,7 @@
         </w:rPr>
         <w:t xml:space="preserve">出處：</w:t>
       </w:r>
-      <w:hyperlink w:history="1" r:id="rIdh6u_9bm33pajjtrarij4y">
+      <w:hyperlink w:history="1" r:id="rIdmyofz0q29i1uvmcwddwh8">
         <w:r>
           <w:rPr>
             <w:rStyle w:val="Hyperlink"/>
@@ -10183,7 +10183,7 @@
         </w:rPr>
         <w:t xml:space="preserve">出處：</w:t>
       </w:r>
-      <w:hyperlink w:history="1" r:id="rId1lwiwdb7nnjrkqwvuax8a">
+      <w:hyperlink w:history="1" r:id="rIdoto49mbkxnkzmlkgo0vi5">
         <w:r>
           <w:rPr>
             <w:rStyle w:val="Hyperlink"/>
@@ -10259,7 +10259,7 @@
         </w:rPr>
         <w:t xml:space="preserve">出處：</w:t>
       </w:r>
-      <w:hyperlink w:history="1" r:id="rIdybkwqgzwyv932tojzuqaa">
+      <w:hyperlink w:history="1" r:id="rIdfxw9x-awkimtoncrliku_">
         <w:r>
           <w:rPr>
             <w:rStyle w:val="Hyperlink"/>
@@ -10335,7 +10335,7 @@
         </w:rPr>
         <w:t xml:space="preserve">出處：</w:t>
       </w:r>
-      <w:hyperlink w:history="1" r:id="rId-uaoxok3neysnzg-iukdo">
+      <w:hyperlink w:history="1" r:id="rIdofawchanb7waf2izokj0w">
         <w:r>
           <w:rPr>
             <w:rStyle w:val="Hyperlink"/>
@@ -10411,7 +10411,7 @@
         </w:rPr>
         <w:t xml:space="preserve">出處：</w:t>
       </w:r>
-      <w:hyperlink w:history="1" r:id="rId6ydvx0j7vigg87tmpoi0d">
+      <w:hyperlink w:history="1" r:id="rIdkfuzqlai6a3dmdi3chlgv">
         <w:r>
           <w:rPr>
             <w:rStyle w:val="Hyperlink"/>
@@ -10487,7 +10487,7 @@
         </w:rPr>
         <w:t xml:space="preserve">出處：</w:t>
       </w:r>
-      <w:hyperlink w:history="1" r:id="rIdj0momkoaclretz5du-efg">
+      <w:hyperlink w:history="1" r:id="rIdy3fmfwqww2xglljsjitgi">
         <w:r>
           <w:rPr>
             <w:rStyle w:val="Hyperlink"/>
@@ -10563,7 +10563,7 @@
         </w:rPr>
         <w:t xml:space="preserve">出處：</w:t>
       </w:r>
-      <w:hyperlink w:history="1" r:id="rIdvsy-hmk1rtudx4i1jy8uf">
+      <w:hyperlink w:history="1" r:id="rIdwdq7arf-j_aybsys0egkv">
         <w:r>
           <w:rPr>
             <w:rStyle w:val="Hyperlink"/>
@@ -10655,7 +10655,7 @@
         </w:rPr>
         <w:t xml:space="preserve">出處：</w:t>
       </w:r>
-      <w:hyperlink w:history="1" r:id="rIdfxia-_pvz6ay18li52mzt">
+      <w:hyperlink w:history="1" r:id="rIdewdpcyoph1j_c96yxaoby">
         <w:r>
           <w:rPr>
             <w:rStyle w:val="Hyperlink"/>
@@ -10731,7 +10731,7 @@
         </w:rPr>
         <w:t xml:space="preserve">出處：</w:t>
       </w:r>
-      <w:hyperlink w:history="1" r:id="rId627mu3irlkteduigi-lgx">
+      <w:hyperlink w:history="1" r:id="rId7ciqgy3xu_2apk_s1okyf">
         <w:r>
           <w:rPr>
             <w:rStyle w:val="Hyperlink"/>
@@ -10807,7 +10807,7 @@
         </w:rPr>
         <w:t xml:space="preserve">出處：</w:t>
       </w:r>
-      <w:hyperlink w:history="1" r:id="rIde_um1teofcxuuyf7dmp2g">
+      <w:hyperlink w:history="1" r:id="rId0bnq6bnaxw-sdawefgwvx">
         <w:r>
           <w:rPr>
             <w:rStyle w:val="Hyperlink"/>
@@ -10883,7 +10883,7 @@
         </w:rPr>
         <w:t xml:space="preserve">出處：</w:t>
       </w:r>
-      <w:hyperlink w:history="1" r:id="rIdjzvz_nxcpcvzgq_vycmwo">
+      <w:hyperlink w:history="1" r:id="rIdpfif_rxeixgbls5v-z1qz">
         <w:r>
           <w:rPr>
             <w:rStyle w:val="Hyperlink"/>
@@ -10959,7 +10959,7 @@
         </w:rPr>
         <w:t xml:space="preserve">出處：</w:t>
       </w:r>
-      <w:hyperlink w:history="1" r:id="rIdiax0nxx7xfyxjstjeau4l">
+      <w:hyperlink w:history="1" r:id="rIdhqtxrfyuwcdmdhgl41ne4">
         <w:r>
           <w:rPr>
             <w:rStyle w:val="Hyperlink"/>
@@ -11035,7 +11035,7 @@
         </w:rPr>
         <w:t xml:space="preserve">出處：</w:t>
       </w:r>
-      <w:hyperlink w:history="1" r:id="rIduvj4sj800mzinnsxqp8q3">
+      <w:hyperlink w:history="1" r:id="rIdwmt-g0zef-of-kfghtcky">
         <w:r>
           <w:rPr>
             <w:rStyle w:val="Hyperlink"/>
@@ -11111,7 +11111,7 @@
         </w:rPr>
         <w:t xml:space="preserve">出處：</w:t>
       </w:r>
-      <w:hyperlink w:history="1" r:id="rIdghbmood-eqhjxwv6_tejg">
+      <w:hyperlink w:history="1" r:id="rIdlhjkoaei8aywiefollvyp">
         <w:r>
           <w:rPr>
             <w:rStyle w:val="Hyperlink"/>
@@ -11187,7 +11187,7 @@
         </w:rPr>
         <w:t xml:space="preserve">出處：</w:t>
       </w:r>
-      <w:hyperlink w:history="1" r:id="rIdozasghsi1vug_pnev5yic">
+      <w:hyperlink w:history="1" r:id="rIdhyumix6zd9ux0_zguotba">
         <w:r>
           <w:rPr>
             <w:rStyle w:val="Hyperlink"/>
@@ -11263,7 +11263,7 @@
         </w:rPr>
         <w:t xml:space="preserve">出處：</w:t>
       </w:r>
-      <w:hyperlink w:history="1" r:id="rIdjo-dsmmnz_i2lgnpklt3b">
+      <w:hyperlink w:history="1" r:id="rIddtr5e_hnyuofugdqrecnk">
         <w:r>
           <w:rPr>
             <w:rStyle w:val="Hyperlink"/>
@@ -11339,7 +11339,7 @@
         </w:rPr>
         <w:t xml:space="preserve">出處：</w:t>
       </w:r>
-      <w:hyperlink w:history="1" r:id="rIdmdhptfsjqpja8qlicyqk5">
+      <w:hyperlink w:history="1" r:id="rId-wyrrnz4ybjezx2xhey_y">
         <w:r>
           <w:rPr>
             <w:rStyle w:val="Hyperlink"/>
@@ -11431,7 +11431,7 @@
         </w:rPr>
         <w:t xml:space="preserve">出處：</w:t>
       </w:r>
-      <w:hyperlink w:history="1" r:id="rIdpvnsvktypylnp33-nllwm">
+      <w:hyperlink w:history="1" r:id="rIddkjipgtgiw4zazlirhyjx">
         <w:r>
           <w:rPr>
             <w:rStyle w:val="Hyperlink"/>
@@ -11507,7 +11507,7 @@
         </w:rPr>
         <w:t xml:space="preserve">出處：</w:t>
       </w:r>
-      <w:hyperlink w:history="1" r:id="rIdz3f8s30yi16zr6myrtjqc">
+      <w:hyperlink w:history="1" r:id="rIdfv0fmfraep1cpsduqeauz">
         <w:r>
           <w:rPr>
             <w:rStyle w:val="Hyperlink"/>
@@ -11583,7 +11583,7 @@
         </w:rPr>
         <w:t xml:space="preserve">出處：</w:t>
       </w:r>
-      <w:hyperlink w:history="1" r:id="rId_jldz1bjfvg-yljtz4tsz">
+      <w:hyperlink w:history="1" r:id="rId-io6minde6t8oipgfyupe">
         <w:r>
           <w:rPr>
             <w:rStyle w:val="Hyperlink"/>
@@ -11659,7 +11659,7 @@
         </w:rPr>
         <w:t xml:space="preserve">出處：</w:t>
       </w:r>
-      <w:hyperlink w:history="1" r:id="rIdieuidhl5ldhpbbzcwfdni">
+      <w:hyperlink w:history="1" r:id="rIdpdr2t9gfw4tmy0nbpeygk">
         <w:r>
           <w:rPr>
             <w:rStyle w:val="Hyperlink"/>
@@ -11735,7 +11735,7 @@
         </w:rPr>
         <w:t xml:space="preserve">出處：</w:t>
       </w:r>
-      <w:hyperlink w:history="1" r:id="rIdpqvlj8qxkdm0ojj9l0kbl">
+      <w:hyperlink w:history="1" r:id="rIdd_fgnks4y1hyt1bddprqj">
         <w:r>
           <w:rPr>
             <w:rStyle w:val="Hyperlink"/>
@@ -11811,7 +11811,7 @@
         </w:rPr>
         <w:t xml:space="preserve">出處：</w:t>
       </w:r>
-      <w:hyperlink w:history="1" r:id="rIdijjrepew_8yf9tn6h7vbv">
+      <w:hyperlink w:history="1" r:id="rIdybpvz0qvgyjjxsomqt0xu">
         <w:r>
           <w:rPr>
             <w:rStyle w:val="Hyperlink"/>
@@ -11903,7 +11903,7 @@
         </w:rPr>
         <w:t xml:space="preserve">出處：</w:t>
       </w:r>
-      <w:hyperlink w:history="1" r:id="rIdfpdpi0biubh8lnphhq8wk">
+      <w:hyperlink w:history="1" r:id="rId7gxgzhlobgzmz90uk-a-j">
         <w:r>
           <w:rPr>
             <w:rStyle w:val="Hyperlink"/>
@@ -11979,7 +11979,7 @@
         </w:rPr>
         <w:t xml:space="preserve">出處：</w:t>
       </w:r>
-      <w:hyperlink w:history="1" r:id="rId_swz0kraorw1xzgd54gbi">
+      <w:hyperlink w:history="1" r:id="rIdymuwvnjbkt0b2dtnrcb4n">
         <w:r>
           <w:rPr>
             <w:rStyle w:val="Hyperlink"/>
@@ -12055,7 +12055,7 @@
         </w:rPr>
         <w:t xml:space="preserve">出處：</w:t>
       </w:r>
-      <w:hyperlink w:history="1" r:id="rIdrqyfkqdbaejtyznd9hcus">
+      <w:hyperlink w:history="1" r:id="rIdgzerdkyhuvdbzbhoilica">
         <w:r>
           <w:rPr>
             <w:rStyle w:val="Hyperlink"/>
@@ -12131,7 +12131,7 @@
         </w:rPr>
         <w:t xml:space="preserve">出處：</w:t>
       </w:r>
-      <w:hyperlink w:history="1" r:id="rIdkqnoveqehnmc8oc5brlna">
+      <w:hyperlink w:history="1" r:id="rIdhj8umuh5w4_d6myxrgoor">
         <w:r>
           <w:rPr>
             <w:rStyle w:val="Hyperlink"/>
@@ -12207,7 +12207,7 @@
         </w:rPr>
         <w:t xml:space="preserve">出處：</w:t>
       </w:r>
-      <w:hyperlink w:history="1" r:id="rIdostbyolcetg1w5ndkdrzr">
+      <w:hyperlink w:history="1" r:id="rIdsq8m1hwkyyualveuhzmis">
         <w:r>
           <w:rPr>
             <w:rStyle w:val="Hyperlink"/>
